--- a/Design Doc.docx
+++ b/Design Doc.docx
@@ -8,10 +8,22 @@
         <w:jc w:val="center"/>
       </w:pPr>
       <w:r>
+        <w:t xml:space="preserve">Collect the Crop! </w:t>
+      </w:r>
+      <w:r>
+        <w:t>–</w:t>
+      </w:r>
+      <w:r>
+        <w:t xml:space="preserve"> </w:t>
+      </w:r>
+      <w:r>
+        <w:t>SDG 2 ‘</w:t>
+      </w:r>
+      <w:r>
         <w:t>Zero Hunger</w:t>
       </w:r>
       <w:r>
-        <w:t xml:space="preserve"> - Game</w:t>
+        <w:t>’</w:t>
       </w:r>
     </w:p>
     <w:p>
@@ -46,40 +58,312 @@
         <w:t xml:space="preserve">on this goal </w:t>
       </w:r>
       <w:r>
-        <w:t>for second level students</w:t>
+        <w:t xml:space="preserve">for </w:t>
+      </w:r>
+      <w:r>
+        <w:t>upper primary</w:t>
+      </w:r>
+      <w:r>
+        <w:t xml:space="preserve"> level students</w:t>
       </w:r>
       <w:r>
         <w:t xml:space="preserve"> in a way that might appeal to their demographic.</w:t>
       </w:r>
     </w:p>
     <w:p>
-      <w:r>
-        <w:t xml:space="preserve">My game will be in a similar vein to </w:t>
-      </w:r>
-      <w:r>
-        <w:t>‘Subway Surfers’ or ‘Temple Run’</w:t>
-      </w:r>
-      <w:r>
-        <w:t xml:space="preserve">. These are vertical scroller games where the player can move left and right and collect various items while avoiding obstacles. In my rendition of this I will be creating a game where the player will play as a farmer and collect crops that have finished growing while avoiding </w:t>
-      </w:r>
-      <w:r>
-        <w:t>spoiled crops and other obstacles.</w:t>
-      </w:r>
-      <w:r>
-        <w:t xml:space="preserve"> I have created a mock up of what it will look like in Unity.</w:t>
+      <w:pPr>
+        <w:pStyle w:val="Heading2"/>
+        <w:rPr>
+          <w:lang w:val="en-US"/>
+        </w:rPr>
+      </w:pPr>
+      <w:r>
+        <w:rPr>
+          <w:lang w:val="en-US"/>
+        </w:rPr>
+        <w:t>Core concept</w:t>
       </w:r>
     </w:p>
     <w:p>
+      <w:r>
+        <w:t xml:space="preserve">My game will be in a similar vein to ‘Subway Surfers’ or ‘Temple Run’. These are vertical scroller games where the player can move left and right and collect various items while avoiding obstacles. In my rendition of this I will be creating a game where the player will play as a farmer and collect crops that have finished growing while avoiding spoiled crops and other obstacles. </w:t>
+      </w:r>
+      <w:r>
+        <w:t xml:space="preserve">The players main goal will be to fill up a </w:t>
+      </w:r>
+      <w:r>
+        <w:t>bar that represents progress to defeating world hunger. Once that bar is full, they win the game.</w:t>
+      </w:r>
+    </w:p>
+    <w:p>
+      <w:pPr>
+        <w:pStyle w:val="Heading2"/>
+        <w:rPr>
+          <w:lang w:val="en-US"/>
+        </w:rPr>
+      </w:pPr>
+      <w:r>
+        <w:rPr>
+          <w:lang w:val="en-US"/>
+        </w:rPr>
+        <w:t>Target audience</w:t>
+      </w:r>
+    </w:p>
+    <w:p>
+      <w:pPr>
+        <w:rPr>
+          <w:lang w:val="en-US"/>
+        </w:rPr>
+      </w:pPr>
+      <w:r>
+        <w:rPr>
+          <w:lang w:val="en-US"/>
+        </w:rPr>
+        <w:t xml:space="preserve">The target audience </w:t>
+      </w:r>
+      <w:r>
+        <w:rPr>
+          <w:lang w:val="en-US"/>
+        </w:rPr>
+        <w:t>is upper primary school students.</w:t>
+      </w:r>
+      <w:r>
+        <w:rPr>
+          <w:lang w:val="en-US"/>
+        </w:rPr>
+        <w:t xml:space="preserve"> The game will be more on the simplistic style to reflect this with easy-to-understand controls – swiping left and right to move for example.</w:t>
+      </w:r>
+    </w:p>
+    <w:p>
+      <w:pPr>
+        <w:pStyle w:val="Heading2"/>
+        <w:rPr>
+          <w:lang w:val="en-US"/>
+        </w:rPr>
+      </w:pPr>
+      <w:r>
+        <w:rPr>
+          <w:lang w:val="en-US"/>
+        </w:rPr>
+        <w:t>Platforms</w:t>
+      </w:r>
+    </w:p>
+    <w:p>
+      <w:pPr>
+        <w:rPr>
+          <w:lang w:val="en-US"/>
+        </w:rPr>
+      </w:pPr>
+      <w:r>
+        <w:rPr>
+          <w:lang w:val="en-US"/>
+        </w:rPr>
+        <w:t xml:space="preserve">This game will be developed </w:t>
+      </w:r>
+      <w:r>
+        <w:rPr>
+          <w:lang w:val="en-US"/>
+        </w:rPr>
+        <w:t>on Unity 2022.3LTS and it will be deployed on android mobile devices.</w:t>
+      </w:r>
+    </w:p>
+    <w:p>
+      <w:pPr>
+        <w:pStyle w:val="Heading2"/>
+        <w:rPr>
+          <w:lang w:val="en-US"/>
+        </w:rPr>
+      </w:pPr>
+      <w:r>
+        <w:rPr>
+          <w:lang w:val="en-US"/>
+        </w:rPr>
+        <w:t>Intended impact</w:t>
+      </w:r>
+    </w:p>
+    <w:p>
+      <w:pPr>
+        <w:rPr>
+          <w:lang w:val="en-US"/>
+        </w:rPr>
+      </w:pPr>
+      <w:r>
+        <w:rPr>
+          <w:lang w:val="en-US"/>
+        </w:rPr>
+        <w:t xml:space="preserve">The intended impact of this would be to raise </w:t>
+      </w:r>
+      <w:r>
+        <w:rPr>
+          <w:lang w:val="en-US"/>
+        </w:rPr>
+        <w:t>awareness of</w:t>
+      </w:r>
+      <w:r>
+        <w:rPr>
+          <w:lang w:val="en-US"/>
+        </w:rPr>
+        <w:t xml:space="preserve"> the importance of farming and growing of food and how sometimes crops fail</w:t>
+      </w:r>
+      <w:r>
+        <w:rPr>
+          <w:lang w:val="en-US"/>
+        </w:rPr>
+        <w:t xml:space="preserve"> shown by the spoiled crops in game. </w:t>
+      </w:r>
+    </w:p>
+    <w:p>
+      <w:pPr>
+        <w:pStyle w:val="Heading2"/>
+        <w:rPr>
+          <w:lang w:val="en-US"/>
+        </w:rPr>
+      </w:pPr>
+      <w:r>
+        <w:rPr>
+          <w:lang w:val="en-US"/>
+        </w:rPr>
+        <w:t>Chosen SDG and Overview</w:t>
+      </w:r>
+    </w:p>
+    <w:p>
+      <w:pPr>
+        <w:rPr>
+          <w:lang w:val="en-US"/>
+        </w:rPr>
+      </w:pPr>
+      <w:r>
+        <w:rPr>
+          <w:lang w:val="en-US"/>
+        </w:rPr>
+        <w:t xml:space="preserve">The SDG I have chosen is </w:t>
+      </w:r>
+      <w:r>
+        <w:rPr>
+          <w:lang w:val="en-US"/>
+        </w:rPr>
+        <w:t xml:space="preserve">the second SDG ‘Zero Hunger’. </w:t>
+      </w:r>
+      <w:r>
+        <w:rPr>
+          <w:lang w:val="en-US"/>
+        </w:rPr>
+        <w:t>The Zero Hunger goal is to create a world free of hunger by 2030</w:t>
+      </w:r>
+      <w:r>
+        <w:rPr>
+          <w:lang w:val="en-US"/>
+        </w:rPr>
+        <w:t xml:space="preserve">. Since 2015 the issue of hunger has grown at an alarming rate </w:t>
+      </w:r>
+      <w:r>
+        <w:rPr>
+          <w:lang w:val="en-US"/>
+        </w:rPr>
+        <w:t>due to issues such as the pandemic, climate change, inequalities and global conflicts.</w:t>
+      </w:r>
+    </w:p>
+    <w:p>
+      <w:pPr>
+        <w:pStyle w:val="Heading2"/>
+        <w:rPr>
+          <w:lang w:val="en-US"/>
+        </w:rPr>
+      </w:pPr>
+      <w:r>
+        <w:rPr>
+          <w:lang w:val="en-US"/>
+        </w:rPr>
+        <w:t>Game Concept</w:t>
+      </w:r>
+    </w:p>
+    <w:p>
+      <w:pPr>
+        <w:rPr>
+          <w:lang w:val="en-US"/>
+        </w:rPr>
+      </w:pPr>
+      <w:r>
+        <w:rPr>
+          <w:lang w:val="en-US"/>
+        </w:rPr>
+        <w:t xml:space="preserve">The genre of the game is </w:t>
+      </w:r>
+      <w:r>
+        <w:rPr>
+          <w:lang w:val="en-US"/>
+        </w:rPr>
+        <w:t>runner</w:t>
+      </w:r>
+      <w:r>
+        <w:rPr>
+          <w:lang w:val="en-US"/>
+        </w:rPr>
+        <w:t>, the player is playing as a farmer collecting their crops to be distributed to people. The player experience will be</w:t>
+      </w:r>
+      <w:r>
+        <w:rPr>
+          <w:lang w:val="en-US"/>
+        </w:rPr>
+        <w:t xml:space="preserve"> the game is played on a mobile </w:t>
+      </w:r>
+      <w:r>
+        <w:rPr>
+          <w:lang w:val="en-US"/>
+        </w:rPr>
+        <w:t>device,</w:t>
+      </w:r>
+      <w:r>
+        <w:rPr>
+          <w:lang w:val="en-US"/>
+        </w:rPr>
+        <w:t xml:space="preserve"> and it will be controlled with touch controls.</w:t>
+      </w:r>
+      <w:r>
+        <w:rPr>
+          <w:lang w:val="en-US"/>
+        </w:rPr>
+        <w:t xml:space="preserve"> </w:t>
+      </w:r>
+      <w:r>
+        <w:t xml:space="preserve">The players main goal will be to fill up a bar </w:t>
+      </w:r>
+      <w:r>
+        <w:lastRenderedPageBreak/>
+        <w:t>that represents progress to defeating world hunger. Once that bar is full, they win the game.</w:t>
+      </w:r>
+      <w:r>
+        <w:t xml:space="preserve"> The spoiled crops will subtract player progress from the bar and fresh crops will add to it.</w:t>
+      </w:r>
+    </w:p>
+    <w:p>
+      <w:pPr>
+        <w:pStyle w:val="Heading2"/>
+        <w:rPr>
+          <w:lang w:val="en-US"/>
+        </w:rPr>
+      </w:pPr>
+      <w:r>
+        <w:rPr>
+          <w:lang w:val="en-US"/>
+        </w:rPr>
+        <w:t>Low Level Prototype</w:t>
+      </w:r>
+    </w:p>
+    <w:p>
       <w:pPr>
         <w:keepNext/>
         <w:jc w:val="center"/>
       </w:pPr>
       <w:r>
+        <w:rPr>
+          <w:noProof/>
+        </w:rPr>
         <w:drawing>
-          <wp:inline distT="0" distB="0" distL="0" distR="0" wp14:anchorId="761FF6DC" wp14:editId="10CEDD07">
-            <wp:extent cx="2314359" cy="4079135"/>
-            <wp:effectExtent l="0" t="0" r="0" b="0"/>
-            <wp:docPr id="333269949" name="Picture 1"/>
+          <wp:inline distT="0" distB="0" distL="0" distR="0" wp14:anchorId="2F4DDB03" wp14:editId="58D7CC45">
+            <wp:extent cx="2057687" cy="3705742"/>
+            <wp:effectExtent l="0" t="0" r="0" b="9525"/>
+            <wp:docPr id="1401820418" name="Picture 1"/>
             <wp:cNvGraphicFramePr>
               <a:graphicFrameLocks xmlns:a="http://schemas.openxmlformats.org/drawingml/2006/main" noChangeAspect="1"/>
             </wp:cNvGraphicFramePr>
@@ -87,11 +371,11 @@
               <a:graphicData uri="http://schemas.openxmlformats.org/drawingml/2006/picture">
                 <pic:pic xmlns:pic="http://schemas.openxmlformats.org/drawingml/2006/picture">
                   <pic:nvPicPr>
-                    <pic:cNvPr id="333269949" name=""/>
+                    <pic:cNvPr id="1401820418" name=""/>
                     <pic:cNvPicPr/>
                   </pic:nvPicPr>
                   <pic:blipFill>
-                    <a:blip r:embed="rId4"/>
+                    <a:blip r:embed="rId5"/>
                     <a:stretch>
                       <a:fillRect/>
                     </a:stretch>
@@ -99,7 +383,7 @@
                   <pic:spPr>
                     <a:xfrm>
                       <a:off x="0" y="0"/>
-                      <a:ext cx="2322802" cy="4094015"/>
+                      <a:ext cx="2057687" cy="3705742"/>
                     </a:xfrm>
                     <a:prstGeom prst="rect">
                       <a:avLst/>
@@ -139,21 +423,7 @@
         <w:fldChar w:fldCharType="end"/>
       </w:r>
       <w:r>
-        <w:t xml:space="preserve"> My game</w:t>
-      </w:r>
-    </w:p>
-    <w:p>
-      <w:r>
-        <w:t>The</w:t>
-      </w:r>
-      <w:r>
-        <w:t xml:space="preserve"> game will be created in Unity 6 using the 2D pipeline</w:t>
-      </w:r>
-      <w:r>
-        <w:t>.</w:t>
-      </w:r>
-      <w:r>
-        <w:t xml:space="preserve"> The player will use controls A and D to move left and right to avoid obstacles.</w:t>
+        <w:t xml:space="preserve"> Low level Prototype</w:t>
       </w:r>
     </w:p>
     <w:sectPr>
@@ -164,6 +434,163 @@
     </w:sectPr>
   </w:body>
 </w:document>
+</file>
+
+<file path=word/numbering.xml><?xml version="1.0" encoding="utf-8"?>
+<w:numbering xmlns:wpc="http://schemas.microsoft.com/office/word/2010/wordprocessingCanvas" xmlns:cx="http://schemas.microsoft.com/office/drawing/2014/chartex" xmlns:cx1="http://schemas.microsoft.com/office/drawing/2015/9/8/chartex" xmlns:cx2="http://schemas.microsoft.com/office/drawing/2015/10/21/chartex" xmlns:cx3="http://schemas.microsoft.com/office/drawing/2016/5/9/chartex" xmlns:cx4="http://schemas.microsoft.com/office/drawing/2016/5/10/chartex" xmlns:cx5="http://schemas.microsoft.com/office/drawing/2016/5/11/chartex" xmlns:cx6="http://schemas.microsoft.com/office/drawing/2016/5/12/chartex" xmlns:cx7="http://schemas.microsoft.com/office/drawing/2016/5/13/chartex" xmlns:cx8="http://schemas.microsoft.com/office/drawing/2016/5/14/chartex" xmlns:mc="http://schemas.openxmlformats.org/markup-compatibility/2006" xmlns:aink="http://schemas.microsoft.com/office/drawing/2016/ink" xmlns:am3d="http://schemas.microsoft.com/office/drawing/2017/model3d" xmlns:o="urn:schemas-microsoft-com:office:office" xmlns:oel="http://schemas.microsoft.com/office/2019/extlst" xmlns:r="http://schemas.openxmlformats.org/officeDocument/2006/relationships" xmlns:m="http://schemas.openxmlformats.org/officeDocument/2006/math" xmlns:v="urn:schemas-microsoft-com:vml" xmlns:wp14="http://schemas.microsoft.com/office/word/2010/wordprocessingDrawing" xmlns:wp="http://schemas.openxmlformats.org/drawingml/2006/wordprocessingDrawing" xmlns:w10="urn:schemas-microsoft-com:office:word" xmlns:w="http://schemas.openxmlformats.org/wordprocessingml/2006/main" xmlns:w14="http://schemas.microsoft.com/office/word/2010/wordml" xmlns:w15="http://schemas.microsoft.com/office/word/2012/wordml" xmlns:w16cex="http://schemas.microsoft.com/office/word/2018/wordml/cex" xmlns:w16cid="http://schemas.microsoft.com/office/word/2016/wordml/cid" xmlns:w16="http://schemas.microsoft.com/office/word/2018/wordml" xmlns:w16du="http://schemas.microsoft.com/office/word/2023/wordml/word16du" xmlns:w16sdtdh="http://schemas.microsoft.com/office/word/2020/wordml/sdtdatahash" xmlns:w16sdtfl="http://schemas.microsoft.com/office/word/2024/wordml/sdtformatlock" xmlns:w16se="http://schemas.microsoft.com/office/word/2015/wordml/symex" xmlns:wpg="http://schemas.microsoft.com/office/word/2010/wordprocessingGroup" xmlns:wpi="http://schemas.microsoft.com/office/word/2010/wordprocessingInk" xmlns:wne="http://schemas.microsoft.com/office/word/2006/wordml" xmlns:wps="http://schemas.microsoft.com/office/word/2010/wordprocessingShape" mc:Ignorable="w14 w15 w16se w16cid w16 w16cex w16sdtdh w16sdtfl w16du wp14">
+  <w:abstractNum w:abstractNumId="0" w15:restartNumberingAfterBreak="0">
+    <w:nsid w:val="7DA91932"/>
+    <w:multiLevelType w:val="multilevel"/>
+    <w:tmpl w:val="7472A5EC"/>
+    <w:lvl w:ilvl="0">
+      <w:start w:val="1"/>
+      <w:numFmt w:val="bullet"/>
+      <w:lvlText w:val=""/>
+      <w:lvlJc w:val="left"/>
+      <w:pPr>
+        <w:tabs>
+          <w:tab w:val="num" w:pos="720"/>
+        </w:tabs>
+        <w:ind w:left="720" w:hanging="360"/>
+      </w:pPr>
+      <w:rPr>
+        <w:rFonts w:ascii="Symbol" w:hAnsi="Symbol" w:hint="default"/>
+        <w:sz w:val="20"/>
+      </w:rPr>
+    </w:lvl>
+    <w:lvl w:ilvl="1" w:tentative="1">
+      <w:start w:val="1"/>
+      <w:numFmt w:val="bullet"/>
+      <w:lvlText w:val="o"/>
+      <w:lvlJc w:val="left"/>
+      <w:pPr>
+        <w:tabs>
+          <w:tab w:val="num" w:pos="1440"/>
+        </w:tabs>
+        <w:ind w:left="1440" w:hanging="360"/>
+      </w:pPr>
+      <w:rPr>
+        <w:rFonts w:ascii="Courier New" w:hAnsi="Courier New" w:hint="default"/>
+        <w:sz w:val="20"/>
+      </w:rPr>
+    </w:lvl>
+    <w:lvl w:ilvl="2" w:tentative="1">
+      <w:start w:val="1"/>
+      <w:numFmt w:val="bullet"/>
+      <w:lvlText w:val=""/>
+      <w:lvlJc w:val="left"/>
+      <w:pPr>
+        <w:tabs>
+          <w:tab w:val="num" w:pos="2160"/>
+        </w:tabs>
+        <w:ind w:left="2160" w:hanging="360"/>
+      </w:pPr>
+      <w:rPr>
+        <w:rFonts w:ascii="Wingdings" w:hAnsi="Wingdings" w:hint="default"/>
+        <w:sz w:val="20"/>
+      </w:rPr>
+    </w:lvl>
+    <w:lvl w:ilvl="3" w:tentative="1">
+      <w:start w:val="1"/>
+      <w:numFmt w:val="bullet"/>
+      <w:lvlText w:val=""/>
+      <w:lvlJc w:val="left"/>
+      <w:pPr>
+        <w:tabs>
+          <w:tab w:val="num" w:pos="2880"/>
+        </w:tabs>
+        <w:ind w:left="2880" w:hanging="360"/>
+      </w:pPr>
+      <w:rPr>
+        <w:rFonts w:ascii="Wingdings" w:hAnsi="Wingdings" w:hint="default"/>
+        <w:sz w:val="20"/>
+      </w:rPr>
+    </w:lvl>
+    <w:lvl w:ilvl="4" w:tentative="1">
+      <w:start w:val="1"/>
+      <w:numFmt w:val="bullet"/>
+      <w:lvlText w:val=""/>
+      <w:lvlJc w:val="left"/>
+      <w:pPr>
+        <w:tabs>
+          <w:tab w:val="num" w:pos="3600"/>
+        </w:tabs>
+        <w:ind w:left="3600" w:hanging="360"/>
+      </w:pPr>
+      <w:rPr>
+        <w:rFonts w:ascii="Wingdings" w:hAnsi="Wingdings" w:hint="default"/>
+        <w:sz w:val="20"/>
+      </w:rPr>
+    </w:lvl>
+    <w:lvl w:ilvl="5" w:tentative="1">
+      <w:start w:val="1"/>
+      <w:numFmt w:val="bullet"/>
+      <w:lvlText w:val=""/>
+      <w:lvlJc w:val="left"/>
+      <w:pPr>
+        <w:tabs>
+          <w:tab w:val="num" w:pos="4320"/>
+        </w:tabs>
+        <w:ind w:left="4320" w:hanging="360"/>
+      </w:pPr>
+      <w:rPr>
+        <w:rFonts w:ascii="Wingdings" w:hAnsi="Wingdings" w:hint="default"/>
+        <w:sz w:val="20"/>
+      </w:rPr>
+    </w:lvl>
+    <w:lvl w:ilvl="6" w:tentative="1">
+      <w:start w:val="1"/>
+      <w:numFmt w:val="bullet"/>
+      <w:lvlText w:val=""/>
+      <w:lvlJc w:val="left"/>
+      <w:pPr>
+        <w:tabs>
+          <w:tab w:val="num" w:pos="5040"/>
+        </w:tabs>
+        <w:ind w:left="5040" w:hanging="360"/>
+      </w:pPr>
+      <w:rPr>
+        <w:rFonts w:ascii="Wingdings" w:hAnsi="Wingdings" w:hint="default"/>
+        <w:sz w:val="20"/>
+      </w:rPr>
+    </w:lvl>
+    <w:lvl w:ilvl="7" w:tentative="1">
+      <w:start w:val="1"/>
+      <w:numFmt w:val="bullet"/>
+      <w:lvlText w:val=""/>
+      <w:lvlJc w:val="left"/>
+      <w:pPr>
+        <w:tabs>
+          <w:tab w:val="num" w:pos="5760"/>
+        </w:tabs>
+        <w:ind w:left="5760" w:hanging="360"/>
+      </w:pPr>
+      <w:rPr>
+        <w:rFonts w:ascii="Wingdings" w:hAnsi="Wingdings" w:hint="default"/>
+        <w:sz w:val="20"/>
+      </w:rPr>
+    </w:lvl>
+    <w:lvl w:ilvl="8" w:tentative="1">
+      <w:start w:val="1"/>
+      <w:numFmt w:val="bullet"/>
+      <w:lvlText w:val=""/>
+      <w:lvlJc w:val="left"/>
+      <w:pPr>
+        <w:tabs>
+          <w:tab w:val="num" w:pos="6480"/>
+        </w:tabs>
+        <w:ind w:left="6480" w:hanging="360"/>
+      </w:pPr>
+      <w:rPr>
+        <w:rFonts w:ascii="Wingdings" w:hAnsi="Wingdings" w:hint="default"/>
+        <w:sz w:val="20"/>
+      </w:rPr>
+    </w:lvl>
+  </w:abstractNum>
+  <w:num w:numId="1" w16cid:durableId="2034070792">
+    <w:abstractNumId w:val="0"/>
+  </w:num>
+</w:numbering>
 </file>
 
 <file path=word/styles.xml><?xml version="1.0" encoding="utf-8"?>
@@ -597,7 +1024,6 @@
     <w:next w:val="Normal"/>
     <w:link w:val="Heading2Char"/>
     <w:uiPriority w:val="9"/>
-    <w:semiHidden/>
     <w:unhideWhenUsed/>
     <w:qFormat/>
     <w:rsid w:val="00C511B2"/>
@@ -815,7 +1241,6 @@
     <w:basedOn w:val="DefaultParagraphFont"/>
     <w:link w:val="Heading2"/>
     <w:uiPriority w:val="9"/>
-    <w:semiHidden/>
     <w:rsid w:val="00C511B2"/>
     <w:rPr>
       <w:rFonts w:asciiTheme="majorHAnsi" w:eastAsiaTheme="majorEastAsia" w:hAnsiTheme="majorHAnsi" w:cstheme="majorBidi"/>

--- a/Design Doc.docx
+++ b/Design Doc.docx
@@ -330,10 +330,7 @@
       </w:r>
       <w:r>
         <w:lastRenderedPageBreak/>
-        <w:t>that represents progress to defeating world hunger. Once that bar is full, they win the game.</w:t>
-      </w:r>
-      <w:r>
-        <w:t xml:space="preserve"> The spoiled crops will subtract player progress from the bar and fresh crops will add to it.</w:t>
+        <w:t>that represents progress to defeating world hunger. Once that bar is full, they win the game. The spoiled crops will subtract player progress from the bar and fresh crops will add to it.</w:t>
       </w:r>
     </w:p>
     <w:p>
@@ -348,6 +345,98 @@
           <w:lang w:val="en-US"/>
         </w:rPr>
         <w:t>Low Level Prototype</w:t>
+      </w:r>
+    </w:p>
+    <w:p>
+      <w:pPr>
+        <w:keepNext/>
+      </w:pPr>
+      <w:r>
+        <w:rPr>
+          <w:noProof/>
+        </w:rPr>
+        <w:drawing>
+          <wp:inline distT="0" distB="0" distL="0" distR="0" wp14:anchorId="733F9000" wp14:editId="10DED658">
+            <wp:extent cx="4619625" cy="6159500"/>
+            <wp:effectExtent l="0" t="0" r="9525" b="0"/>
+            <wp:docPr id="1758355891" name="Picture 1"/>
+            <wp:cNvGraphicFramePr>
+              <a:graphicFrameLocks xmlns:a="http://schemas.openxmlformats.org/drawingml/2006/main" noChangeAspect="1"/>
+            </wp:cNvGraphicFramePr>
+            <a:graphic xmlns:a="http://schemas.openxmlformats.org/drawingml/2006/main">
+              <a:graphicData uri="http://schemas.openxmlformats.org/drawingml/2006/picture">
+                <pic:pic xmlns:pic="http://schemas.openxmlformats.org/drawingml/2006/picture">
+                  <pic:nvPicPr>
+                    <pic:cNvPr id="0" name="Picture 1"/>
+                    <pic:cNvPicPr>
+                      <a:picLocks noChangeAspect="1" noChangeArrowheads="1"/>
+                    </pic:cNvPicPr>
+                  </pic:nvPicPr>
+                  <pic:blipFill>
+                    <a:blip r:embed="rId5" cstate="print">
+                      <a:extLst>
+                        <a:ext uri="{28A0092B-C50C-407E-A947-70E740481C1C}">
+                          <a14:useLocalDpi xmlns:a14="http://schemas.microsoft.com/office/drawing/2010/main" val="0"/>
+                        </a:ext>
+                      </a:extLst>
+                    </a:blip>
+                    <a:srcRect/>
+                    <a:stretch>
+                      <a:fillRect/>
+                    </a:stretch>
+                  </pic:blipFill>
+                  <pic:spPr bwMode="auto">
+                    <a:xfrm>
+                      <a:off x="0" y="0"/>
+                      <a:ext cx="4620246" cy="6160328"/>
+                    </a:xfrm>
+                    <a:prstGeom prst="rect">
+                      <a:avLst/>
+                    </a:prstGeom>
+                    <a:noFill/>
+                    <a:ln>
+                      <a:noFill/>
+                    </a:ln>
+                  </pic:spPr>
+                </pic:pic>
+              </a:graphicData>
+            </a:graphic>
+          </wp:inline>
+        </w:drawing>
+      </w:r>
+    </w:p>
+    <w:p>
+      <w:pPr>
+        <w:pStyle w:val="Caption"/>
+      </w:pPr>
+      <w:r>
+        <w:t xml:space="preserve">Figure </w:t>
+      </w:r>
+      <w:r>
+        <w:fldChar w:fldCharType="begin"/>
+      </w:r>
+      <w:r>
+        <w:instrText xml:space="preserve"> SEQ Figure \* ARABIC </w:instrText>
+      </w:r>
+      <w:r>
+        <w:fldChar w:fldCharType="separate"/>
+      </w:r>
+      <w:r>
+        <w:rPr>
+          <w:noProof/>
+        </w:rPr>
+        <w:t>1</w:t>
+      </w:r>
+      <w:r>
+        <w:fldChar w:fldCharType="end"/>
+      </w:r>
+      <w:r>
+        <w:t xml:space="preserve"> Low level prototype diagram</w:t>
+      </w:r>
+    </w:p>
+    <w:p>
+      <w:r>
+        <w:t>This diagram shows how I intend the game to work. The player swipes left and right to move in three lanes and there is a bar that the player must fill by collecting good crops and avoiding spoiled crops.</w:t>
       </w:r>
     </w:p>
     <w:p>
@@ -359,10 +448,11 @@
         <w:rPr>
           <w:noProof/>
         </w:rPr>
+        <w:lastRenderedPageBreak/>
         <w:drawing>
-          <wp:inline distT="0" distB="0" distL="0" distR="0" wp14:anchorId="2F4DDB03" wp14:editId="58D7CC45">
-            <wp:extent cx="2057687" cy="3705742"/>
-            <wp:effectExtent l="0" t="0" r="0" b="9525"/>
+          <wp:inline distT="0" distB="0" distL="0" distR="0" wp14:anchorId="16300E11" wp14:editId="735EE180">
+            <wp:extent cx="2514600" cy="4528608"/>
+            <wp:effectExtent l="0" t="0" r="0" b="5715"/>
             <wp:docPr id="1401820418" name="Picture 1"/>
             <wp:cNvGraphicFramePr>
               <a:graphicFrameLocks xmlns:a="http://schemas.openxmlformats.org/drawingml/2006/main" noChangeAspect="1"/>
@@ -375,7 +465,7 @@
                     <pic:cNvPicPr/>
                   </pic:nvPicPr>
                   <pic:blipFill>
-                    <a:blip r:embed="rId5"/>
+                    <a:blip r:embed="rId6"/>
                     <a:stretch>
                       <a:fillRect/>
                     </a:stretch>
@@ -383,7 +473,7 @@
                   <pic:spPr>
                     <a:xfrm>
                       <a:off x="0" y="0"/>
-                      <a:ext cx="2057687" cy="3705742"/>
+                      <a:ext cx="2515638" cy="4530478"/>
                     </a:xfrm>
                     <a:prstGeom prst="rect">
                       <a:avLst/>
@@ -417,13 +507,21 @@
         <w:rPr>
           <w:noProof/>
         </w:rPr>
-        <w:t>1</w:t>
+        <w:t>2</w:t>
       </w:r>
       <w:r>
         <w:fldChar w:fldCharType="end"/>
       </w:r>
       <w:r>
-        <w:t xml:space="preserve"> Low level Prototype</w:t>
+        <w:t xml:space="preserve"> Low level Prototype on unity</w:t>
+      </w:r>
+    </w:p>
+    <w:p>
+      <w:r>
+        <w:t>This is a visual of how the game might look on completion in Unity</w:t>
+      </w:r>
+      <w:r>
+        <w:t>.</w:t>
       </w:r>
     </w:p>
     <w:sectPr>
@@ -1198,7 +1296,6 @@
   <w:style w:type="character" w:default="1" w:styleId="DefaultParagraphFont">
     <w:name w:val="Default Paragraph Font"/>
     <w:uiPriority w:val="1"/>
-    <w:semiHidden/>
     <w:unhideWhenUsed/>
   </w:style>
   <w:style w:type="table" w:default="1" w:styleId="TableNormal">
